--- a/گرافت/RAG/PP-g-St-co-GMA Suspension/2/High Voltage - 2021 - Lin - Octavinyl polyhedral oligomeric silsesquioxane on tailoring the DC elect.docx
+++ b/گرافت/RAG/PP-g-St-co-GMA Suspension/2/High Voltage - 2021 - Lin - Octavinyl polyhedral oligomeric silsesquioxane on tailoring the DC elect.docx
@@ -705,12 +705,12 @@
           <wp:inline distB="0" distL="0" distR="0" distT="0">
             <wp:extent cx="5486400" cy="3145415"/>
             <wp:effectExtent b="0" l="0" r="0" t="0"/>
-            <wp:docPr id="1" name="image-f339d9f88dca189b1f53106fe2b4d9ad178bcb9c.jpg"/>
+            <wp:docPr id="1" name="image-07d0ed68a98b09ac949d62bda0f4c7f1535e6890.jpg"/>
             <a:graphic>
               <a:graphicData uri="http://schemas.openxmlformats.org/drawingml/2006/picture">
                 <pic:pic>
                   <pic:nvPicPr>
-                    <pic:cNvPr id="1" name="image-f339d9f88dca189b1f53106fe2b4d9ad178bcb9c.jpg" descr=""/>
+                    <pic:cNvPr id="1" name="image-07d0ed68a98b09ac949d62bda0f4c7f1535e6890.jpg" descr=""/>
                     <pic:cNvPicPr/>
                   </pic:nvPicPr>
                   <pic:blipFill>
@@ -2124,12 +2124,12 @@
           <wp:inline distB="0" distL="0" distR="0" distT="0">
             <wp:extent cx="5486400" cy="9700215"/>
             <wp:effectExtent b="0" l="0" r="0" t="0"/>
-            <wp:docPr id="2" name="image-dcd962cb433f54e64c7c88f9350d9d82d665e5dd.jpg"/>
+            <wp:docPr id="2" name="image-d671968bdcadcf7384575f3babe119ddeddf0be3.jpg"/>
             <a:graphic>
               <a:graphicData uri="http://schemas.openxmlformats.org/drawingml/2006/picture">
                 <pic:pic>
                   <pic:nvPicPr>
-                    <pic:cNvPr id="2" name="image-dcd962cb433f54e64c7c88f9350d9d82d665e5dd.jpg" descr=""/>
+                    <pic:cNvPr id="2" name="image-d671968bdcadcf7384575f3babe119ddeddf0be3.jpg" descr=""/>
                     <pic:cNvPicPr/>
                   </pic:nvPicPr>
                   <pic:blipFill>
@@ -3103,12 +3103,12 @@
           <wp:inline distB="0" distL="0" distR="0" distT="0">
             <wp:extent cx="5486400" cy="4331368"/>
             <wp:effectExtent b="0" l="0" r="0" t="0"/>
-            <wp:docPr id="3" name="image-76f5d41edb63095ffb17792f0f43b639e499b0a7.jpg"/>
+            <wp:docPr id="3" name="image-472ab5627dc0d78814cb9ec51489f58bdcc9d7d3.jpg"/>
             <a:graphic>
               <a:graphicData uri="http://schemas.openxmlformats.org/drawingml/2006/picture">
                 <pic:pic>
                   <pic:nvPicPr>
-                    <pic:cNvPr id="3" name="image-76f5d41edb63095ffb17792f0f43b639e499b0a7.jpg" descr=""/>
+                    <pic:cNvPr id="3" name="image-472ab5627dc0d78814cb9ec51489f58bdcc9d7d3.jpg" descr=""/>
                     <pic:cNvPicPr/>
                   </pic:nvPicPr>
                   <pic:blipFill>
@@ -3188,12 +3188,12 @@
           <wp:inline distB="0" distL="0" distR="0" distT="0">
             <wp:extent cx="5486400" cy="4393048"/>
             <wp:effectExtent b="0" l="0" r="0" t="0"/>
-            <wp:docPr id="4" name="image-6314ede619316a7fe8f9792b3ad0d861a9c15a33.jpg"/>
+            <wp:docPr id="4" name="image-8d54c61afd699c83606ecf7086ed8818d64bf256.jpg"/>
             <a:graphic>
               <a:graphicData uri="http://schemas.openxmlformats.org/drawingml/2006/picture">
                 <pic:pic>
                   <pic:nvPicPr>
-                    <pic:cNvPr id="4" name="image-6314ede619316a7fe8f9792b3ad0d861a9c15a33.jpg" descr=""/>
+                    <pic:cNvPr id="4" name="image-8d54c61afd699c83606ecf7086ed8818d64bf256.jpg" descr=""/>
                     <pic:cNvPicPr/>
                   </pic:nvPicPr>
                   <pic:blipFill>
@@ -3286,14 +3286,14 @@
         <w:rPr/>
         <w:drawing>
           <wp:inline distB="0" distL="0" distR="0" distT="0">
-            <wp:extent cx="5486400" cy="4528249"/>
+            <wp:extent cx="5486400" cy="4541374"/>
             <wp:effectExtent b="0" l="0" r="0" t="0"/>
-            <wp:docPr id="5" name="image-277ad72a856838ca52bcaea088ffd58c4a00e0ae.jpg"/>
+            <wp:docPr id="5" name="image-740374684aa0527efe2a84e72367bd8716a78242.jpg"/>
             <a:graphic>
               <a:graphicData uri="http://schemas.openxmlformats.org/drawingml/2006/picture">
                 <pic:pic>
                   <pic:nvPicPr>
-                    <pic:cNvPr id="5" name="image-277ad72a856838ca52bcaea088ffd58c4a00e0ae.jpg" descr=""/>
+                    <pic:cNvPr id="5" name="image-740374684aa0527efe2a84e72367bd8716a78242.jpg" descr=""/>
                     <pic:cNvPicPr/>
                   </pic:nvPicPr>
                   <pic:blipFill>
@@ -3306,7 +3306,7 @@
                   <pic:spPr>
                     <a:xfrm>
                       <a:off x="0" y="0"/>
-                      <a:ext cx="5486400" cy="4528249"/>
+                      <a:ext cx="5486400" cy="4541374"/>
                     </a:xfrm>
                     <a:prstGeom prst="rect"/>
                   </pic:spPr>
@@ -3508,12 +3508,12 @@
           <wp:inline distB="0" distL="0" distR="0" distT="0">
             <wp:extent cx="5486400" cy="4364330"/>
             <wp:effectExtent b="0" l="0" r="0" t="0"/>
-            <wp:docPr id="6" name="image-4738b3a1cd122860363988d974b58f99c31f317a.jpg"/>
+            <wp:docPr id="6" name="image-0c5d53120d8362f62a72bae50b4ea05dcfcc95a2.jpg"/>
             <a:graphic>
               <a:graphicData uri="http://schemas.openxmlformats.org/drawingml/2006/picture">
                 <pic:pic>
                   <pic:nvPicPr>
-                    <pic:cNvPr id="6" name="image-4738b3a1cd122860363988d974b58f99c31f317a.jpg" descr=""/>
+                    <pic:cNvPr id="6" name="image-0c5d53120d8362f62a72bae50b4ea05dcfcc95a2.jpg" descr=""/>
                     <pic:cNvPicPr/>
                   </pic:nvPicPr>
                   <pic:blipFill>
@@ -3625,12 +3625,12 @@
           <wp:inline distB="0" distL="0" distR="0" distT="0">
             <wp:extent cx="5486400" cy="3929325"/>
             <wp:effectExtent b="0" l="0" r="0" t="0"/>
-            <wp:docPr id="7" name="image-33dae45f2f1afe660b7722c817664fd43b474b69.jpg"/>
+            <wp:docPr id="7" name="image-d0b335c033c41cf9345a8ad63ca49b00744c16b5.jpg"/>
             <a:graphic>
               <a:graphicData uri="http://schemas.openxmlformats.org/drawingml/2006/picture">
                 <pic:pic>
                   <pic:nvPicPr>
-                    <pic:cNvPr id="7" name="image-33dae45f2f1afe660b7722c817664fd43b474b69.jpg" descr=""/>
+                    <pic:cNvPr id="7" name="image-d0b335c033c41cf9345a8ad63ca49b00744c16b5.jpg" descr=""/>
                     <pic:cNvPicPr/>
                   </pic:nvPicPr>
                   <pic:blipFill>
@@ -3923,12 +3923,12 @@
           <wp:inline distB="0" distL="0" distR="0" distT="0">
             <wp:extent cx="5486400" cy="4455661"/>
             <wp:effectExtent b="0" l="0" r="0" t="0"/>
-            <wp:docPr id="8" name="image-7de8b11cc97a73a900a6372d92d7bc90e1520c52.jpg"/>
+            <wp:docPr id="8" name="image-f2d8888270859ebf3d9c11d2ba1fa7f8df9bf06b.jpg"/>
             <a:graphic>
               <a:graphicData uri="http://schemas.openxmlformats.org/drawingml/2006/picture">
                 <pic:pic>
                   <pic:nvPicPr>
-                    <pic:cNvPr id="8" name="image-7de8b11cc97a73a900a6372d92d7bc90e1520c52.jpg" descr=""/>
+                    <pic:cNvPr id="8" name="image-f2d8888270859ebf3d9c11d2ba1fa7f8df9bf06b.jpg" descr=""/>
                     <pic:cNvPicPr/>
                   </pic:nvPicPr>
                   <pic:blipFill>
@@ -4340,12 +4340,12 @@
           <wp:inline distB="0" distL="0" distR="0" distT="0">
             <wp:extent cx="5486400" cy="4784468"/>
             <wp:effectExtent b="0" l="0" r="0" t="0"/>
-            <wp:docPr id="9" name="image-4e6581ce940a5c3d825ceee9adebe72aea441074.jpg"/>
+            <wp:docPr id="9" name="image-0a4db69ec940a3b22183d50332f796a24240ba87.jpg"/>
             <a:graphic>
               <a:graphicData uri="http://schemas.openxmlformats.org/drawingml/2006/picture">
                 <pic:pic>
                   <pic:nvPicPr>
-                    <pic:cNvPr id="9" name="image-4e6581ce940a5c3d825ceee9adebe72aea441074.jpg" descr=""/>
+                    <pic:cNvPr id="9" name="image-0a4db69ec940a3b22183d50332f796a24240ba87.jpg" descr=""/>
                     <pic:cNvPicPr/>
                   </pic:nvPicPr>
                   <pic:blipFill>
@@ -4460,12 +4460,12 @@
           <wp:inline distB="0" distL="0" distR="0" distT="0">
             <wp:extent cx="5486400" cy="4790764"/>
             <wp:effectExtent b="0" l="0" r="0" t="0"/>
-            <wp:docPr id="10" name="image-173f7c95d22a6018dd5c788766c306ffd8ad88cb.jpg"/>
+            <wp:docPr id="10" name="image-039ed9362383e9df94e8b84ce7ee29e06f97f418.jpg"/>
             <a:graphic>
               <a:graphicData uri="http://schemas.openxmlformats.org/drawingml/2006/picture">
                 <pic:pic>
                   <pic:nvPicPr>
-                    <pic:cNvPr id="10" name="image-173f7c95d22a6018dd5c788766c306ffd8ad88cb.jpg" descr=""/>
+                    <pic:cNvPr id="10" name="image-039ed9362383e9df94e8b84ce7ee29e06f97f418.jpg" descr=""/>
                     <pic:cNvPicPr/>
                   </pic:nvPicPr>
                   <pic:blipFill>
@@ -4509,12 +4509,12 @@
           <wp:inline distB="0" distL="0" distR="0" distT="0">
             <wp:extent cx="5486400" cy="4108237"/>
             <wp:effectExtent b="0" l="0" r="0" t="0"/>
-            <wp:docPr id="11" name="image-69946e6ad4cf8f3a07bed949805115e182c979f0.jpg"/>
+            <wp:docPr id="11" name="image-84d944c910645e0d619f7f31835c7ad1f8e45133.jpg"/>
             <a:graphic>
               <a:graphicData uri="http://schemas.openxmlformats.org/drawingml/2006/picture">
                 <pic:pic>
                   <pic:nvPicPr>
-                    <pic:cNvPr id="11" name="image-69946e6ad4cf8f3a07bed949805115e182c979f0.jpg" descr=""/>
+                    <pic:cNvPr id="11" name="image-84d944c910645e0d619f7f31835c7ad1f8e45133.jpg" descr=""/>
                     <pic:cNvPicPr/>
                   </pic:nvPicPr>
                   <pic:blipFill>
